--- a/lab1/Отчет по ЛР 1 Тышко Тимофей.docx
+++ b/lab1/Отчет по ЛР 1 Тышко Тимофей.docx
@@ -419,6 +419,7 @@
         <w:rPr>
           <w:lang w:val="ru-RU"/>
         </w:rPr>
+        <w:spacing w:after="120"/>
         <w:jc w:val="left"/>
         <w:keepLines/>
       </w:pPr>
@@ -428,115 +429,7 @@
           <w:sz w:val="28"/>
           <w:lang w:val="ru-RU"/>
         </w:rPr>
-        <w:t>В ходе работы изучены цветовые модели RGB, CMYK, HSV, HLS, XYZ и LAB, способы перехода между ними и цветовой график МКО. Поставленные задачи выполнены:</w:t>
-      </w:r>
-    </w:p>
-    <w:p>
-      <w:pPr>
-        <w:spacing w:after="0"/>
-        <w:ind w:left="312" w:firstLine="0"/>
-        <w:rPr>
-          <w:lang w:val="ru-RU"/>
-        </w:rPr>
-        <w:jc w:val="left"/>
-      </w:pPr>
-      <w:r>
-        <w:rPr>
-          <w:rFonts w:cs="Times New Roman"/>
-          <w:sz w:val="28"/>
-          <w:lang w:val="ru-RU"/>
-        </w:rPr>
-        <w:t>– преобразования RGB ↔ XYZ (sRGB, D65/2°) и RGB ↔ HSV реализованы вручную на JavaScript без библиотек, переход XYZ ↔ HSV выполняется через RGB;</w:t>
-      </w:r>
-    </w:p>
-    <w:p>
-      <w:pPr>
-        <w:spacing w:after="0"/>
-        <w:ind w:left="312" w:firstLine="0"/>
-        <w:rPr>
-          <w:lang w:val="ru-RU"/>
-        </w:rPr>
-        <w:jc w:val="left"/>
-      </w:pPr>
-      <w:r>
-        <w:rPr>
-          <w:rFonts w:cs="Times New Roman"/>
-          <w:sz w:val="28"/>
-          <w:lang w:val="ru-RU"/>
-        </w:rPr>
-        <w:t>– цвет можно задать тремя способами: числовыми полями, ползунками и палитрой;</w:t>
-      </w:r>
-    </w:p>
-    <w:p>
-      <w:pPr>
-        <w:spacing w:after="0"/>
-        <w:ind w:left="312" w:firstLine="0"/>
-        <w:rPr>
-          <w:lang w:val="ru-RU"/>
-        </w:rPr>
-        <w:jc w:val="left"/>
-      </w:pPr>
-      <w:r>
-        <w:rPr>
-          <w:rFonts w:cs="Times New Roman"/>
-          <w:sz w:val="28"/>
-          <w:lang w:val="ru-RU"/>
-        </w:rPr>
-        <w:t>– при изменении любой компоненты две другие модели пересчитываются автоматически;</w:t>
-      </w:r>
-    </w:p>
-    <w:p>
-      <w:pPr>
-        <w:spacing w:after="0"/>
-        <w:ind w:left="312" w:firstLine="0"/>
-        <w:rPr>
-          <w:lang w:val="ru-RU"/>
-        </w:rPr>
-        <w:jc w:val="left"/>
-      </w:pPr>
-      <w:r>
-        <w:rPr>
-          <w:rFonts w:cs="Times New Roman"/>
-          <w:sz w:val="28"/>
-          <w:lang w:val="ru-RU"/>
-        </w:rPr>
-        <w:t>– фон каждого ползунка — динамический градиент из 31 цвета с учётом текущих значений остальных компонентов;</w:t>
-      </w:r>
-    </w:p>
-    <w:p>
-      <w:pPr>
-        <w:spacing w:after="0"/>
-        <w:ind w:left="312" w:firstLine="0"/>
-        <w:rPr>
-          <w:lang w:val="ru-RU"/>
-        </w:rPr>
-        <w:jc w:val="left"/>
-      </w:pPr>
-      <w:r>
-        <w:rPr>
-          <w:rFonts w:cs="Times New Roman"/>
-          <w:sz w:val="28"/>
-          <w:lang w:val="ru-RU"/>
-        </w:rPr>
-        <w:t>– недопустимый ввод отклоняется, а при выходе результата XYZ → RGB за диапазон применяется Clipping с предупреждением пользователя;</w:t>
-      </w:r>
-    </w:p>
-    <w:p>
-      <w:pPr>
-        <w:spacing w:after="0"/>
-        <w:ind w:left="312" w:firstLine="0"/>
-        <w:rPr>
-          <w:lang w:val="ru-RU"/>
-        </w:rPr>
-        <w:jc w:val="left"/>
-      </w:pPr>
-      <w:r>
-        <w:rPr>
-          <w:rFonts w:cs="Times New Roman"/>
-          <w:sz w:val="28"/>
-          <w:lang w:val="ru-RU"/>
-        </w:rPr>
-        <w:t>– код разделён на model.js (вычисления), view.js (интерфейс) и script.js (контроллер); корректность вычислений подтверждена 15 автоматическими тестами.</w:t>
+        <w:t>В ходе работы были изучены цветовые модели RGB, CMYK, HSV, HLS, XYZ и LAB, а также основные принципы перехода между ними и цветовой график МКО. В соответствии с вариантом 8 было разработано веб-приложение для работы с моделями RGB, XYZ и HSV. Реализованы ручные преобразования цветов без библиотек, ввод цвета числовыми полями, ползунками и палитрой, автоматический пересчёт координат при изменении любой компоненты, динамические цветовые градиенты под ползунками и обработка выхода рассчитанного цвета за допустимый диапазон RGB с применением Clipping и предупреждением пользователя. Программа разделена на три части: model.js содержит математическую логику, view.js отвечает за элементы страницы, script.js принимает изменения от пользователя, вызывает функции модели и обновляет интерфейс. Корректность вычислений проверена автоматическими тестами и сравнением с формулами сервиса EasyRGB для источника освещения D65/2°.</w:t>
       </w:r>
     </w:p>
     <w:sectPr>
